--- a/grc_wisdom_api/scripts/verify/_tmp_reports/Issue_register.docx
+++ b/grc_wisdom_api/scripts/verify/_tmp_reports/Issue_register.docx
@@ -202,7 +202,7 @@
                 <w:sz w:val="17"/>
                 <w:szCs w:val="17"/>
               </w:rPr>
-              <w:t xml:space="preserve">2026-08-16 17:58 UTC</w:t>
+              <w:t xml:space="preserve">2026-08-17 15:43 UTC</w:t>
             </w:r>
           </w:p>
         </w:tc>
@@ -998,7 +998,7 @@
                 <w:sz w:val="17"/>
                 <w:szCs w:val="17"/>
               </w:rPr>
-              <w:t xml:space="preserve">Alaa Tamimi</w:t>
+              <w:t xml:space="preserve">Hassan Rahman</w:t>
             </w:r>
           </w:p>
         </w:tc>
@@ -1025,7 +1025,7 @@
                 <w:sz w:val="17"/>
                 <w:szCs w:val="17"/>
               </w:rPr>
-              <w:t xml:space="preserve">Rami Khalil</w:t>
+              <w:t xml:space="preserve">Mahmoud Abdulaziz</w:t>
             </w:r>
           </w:p>
         </w:tc>
@@ -1052,7 +1052,7 @@
                 <w:sz w:val="17"/>
                 <w:szCs w:val="17"/>
               </w:rPr>
-              <w:t xml:space="preserve">2026-06-26</w:t>
+              <w:t xml:space="preserve">2026-07-01</w:t>
             </w:r>
           </w:p>
         </w:tc>
@@ -1079,7 +1079,7 @@
                 <w:sz w:val="17"/>
                 <w:szCs w:val="17"/>
               </w:rPr>
-              <w:t xml:space="preserve">2026-08-25</w:t>
+              <w:t xml:space="preserve">2026-08-30</w:t>
             </w:r>
           </w:p>
         </w:tc>
@@ -1106,7 +1106,7 @@
                 <w:sz w:val="17"/>
                 <w:szCs w:val="17"/>
               </w:rPr>
-              <w:t xml:space="preserve">50</w:t>
+              <w:t xml:space="preserve">47</w:t>
             </w:r>
           </w:p>
         </w:tc>
@@ -1405,7 +1405,7 @@
                 <w:sz w:val="17"/>
                 <w:szCs w:val="17"/>
               </w:rPr>
-              <w:t xml:space="preserve">Rami Khalil</w:t>
+              <w:t xml:space="preserve">Mahmoud Abdulaziz</w:t>
             </w:r>
           </w:p>
         </w:tc>
@@ -1432,7 +1432,7 @@
                 <w:sz w:val="17"/>
                 <w:szCs w:val="17"/>
               </w:rPr>
-              <w:t xml:space="preserve">Mahmoud Abdulaziz</w:t>
+              <w:t xml:space="preserve">Salma Noor</w:t>
             </w:r>
           </w:p>
         </w:tc>
@@ -1459,7 +1459,7 @@
                 <w:sz w:val="17"/>
                 <w:szCs w:val="17"/>
               </w:rPr>
-              <w:t xml:space="preserve">2026-07-08</w:t>
+              <w:t xml:space="preserve">2026-07-13</w:t>
             </w:r>
           </w:p>
         </w:tc>
@@ -1486,7 +1486,7 @@
                 <w:sz w:val="17"/>
                 <w:szCs w:val="17"/>
               </w:rPr>
-              <w:t xml:space="preserve">2026-08-07</w:t>
+              <w:t xml:space="preserve">2026-08-12</w:t>
             </w:r>
           </w:p>
         </w:tc>
@@ -1513,7 +1513,7 @@
                 <w:sz w:val="17"/>
                 <w:szCs w:val="17"/>
               </w:rPr>
-              <w:t xml:space="preserve">38</w:t>
+              <w:t xml:space="preserve">35</w:t>
             </w:r>
           </w:p>
         </w:tc>
@@ -1540,7 +1540,7 @@
                 <w:sz w:val="17"/>
                 <w:szCs w:val="17"/>
               </w:rPr>
-              <w:t xml:space="preserve">8</w:t>
+              <w:t xml:space="preserve">5</w:t>
             </w:r>
           </w:p>
         </w:tc>
@@ -1596,7 +1596,7 @@
                 <w:sz w:val="17"/>
                 <w:szCs w:val="17"/>
               </w:rPr>
-              <w:t xml:space="preserve">AUD-2032-06-F1</w:t>
+              <w:t xml:space="preserve">AUD-2026-01-F1</w:t>
             </w:r>
           </w:p>
         </w:tc>
@@ -1704,7 +1704,7 @@
                 <w:sz w:val="17"/>
                 <w:szCs w:val="17"/>
               </w:rPr>
-              <w:t xml:space="preserve">AUD-2032-06</w:t>
+              <w:t xml:space="preserve">AUD-2026-01</w:t>
             </w:r>
           </w:p>
         </w:tc>
@@ -1731,7 +1731,7 @@
                 <w:sz w:val="17"/>
                 <w:szCs w:val="17"/>
               </w:rPr>
-              <w:t xml:space="preserve">3 of 25 payments were released with a single approval.</w:t>
+              <w:t xml:space="preserve">Q2 recertification was not completed for two systems.</w:t>
             </w:r>
           </w:p>
         </w:tc>
@@ -1785,7 +1785,7 @@
                 <w:sz w:val="17"/>
                 <w:szCs w:val="17"/>
               </w:rPr>
-              <w:t xml:space="preserve">CAPAssigned</w:t>
+              <w:t xml:space="preserve">Closed</w:t>
             </w:r>
           </w:p>
         </w:tc>
@@ -1812,7 +1812,7 @@
                 <w:sz w:val="17"/>
                 <w:szCs w:val="17"/>
               </w:rPr>
-              <w:t xml:space="preserve">Mehdi Tantaoui</w:t>
+              <w:t xml:space="preserve">Hassan Rahman</w:t>
             </w:r>
           </w:p>
         </w:tc>
@@ -1839,7 +1839,7 @@
                 <w:sz w:val="17"/>
                 <w:szCs w:val="17"/>
               </w:rPr>
-              <w:t xml:space="preserve">Shahd Hamdan</w:t>
+              <w:t xml:space="preserve">Mahmoud Abdulaziz</w:t>
             </w:r>
           </w:p>
         </w:tc>
@@ -1866,7 +1866,7 @@
                 <w:sz w:val="17"/>
                 <w:szCs w:val="17"/>
               </w:rPr>
-              <w:t xml:space="preserve">2026-08-16</w:t>
+              <w:t xml:space="preserve">2026-07-13</w:t>
             </w:r>
           </w:p>
         </w:tc>
@@ -1893,7 +1893,7 @@
                 <w:sz w:val="17"/>
                 <w:szCs w:val="17"/>
               </w:rPr>
-              <w:t xml:space="preserve">2026-09-15</w:t>
+              <w:t xml:space="preserve">2026-08-12</w:t>
             </w:r>
           </w:p>
         </w:tc>
@@ -1920,7 +1920,7 @@
                 <w:sz w:val="17"/>
                 <w:szCs w:val="17"/>
               </w:rPr>
-              <w:t xml:space="preserve">0</w:t>
+              <w:t xml:space="preserve">35</w:t>
             </w:r>
           </w:p>
         </w:tc>
@@ -2003,7 +2003,7 @@
                 <w:sz w:val="17"/>
                 <w:szCs w:val="17"/>
               </w:rPr>
-              <w:t xml:space="preserve">AUD-2026-01-F1</w:t>
+              <w:t xml:space="preserve">ISS-2026-001</w:t>
             </w:r>
           </w:p>
         </w:tc>
@@ -2057,7 +2057,7 @@
                 <w:sz w:val="17"/>
                 <w:szCs w:val="17"/>
               </w:rPr>
-              <w:t xml:space="preserve">InternalAudit</w:t>
+              <w:t xml:space="preserve">SelfIdentified</w:t>
             </w:r>
           </w:p>
         </w:tc>
@@ -2084,39 +2084,39 @@
                 <w:sz w:val="17"/>
                 <w:szCs w:val="17"/>
               </w:rPr>
+              <w:t xml:space="preserve">RCSA-2026-01</w:t>
+            </w:r>
+          </w:p>
+        </w:tc>
+        <w:tc>
+          <w:tcPr>
+            <w:tcW w:type="pct" w:w="5.447470817120623%"/>
+            <w:tcBorders>
+              <w:top w:val="single" w:color="E1E7EF" w:sz="1"/>
+              <w:left w:val="single" w:color="E1E7EF" w:sz="1"/>
+              <w:bottom w:val="single" w:color="E1E7EF" w:sz="1"/>
+              <w:right w:val="single" w:color="E1E7EF" w:sz="1"/>
+            </w:tcBorders>
+            <w:tcMar>
+              <w:top w:type="dxa" w:w="60"/>
+              <w:left w:type="dxa" w:w="90"/>
+              <w:bottom w:type="dxa" w:w="60"/>
+              <w:right w:type="dxa" w:w="90"/>
+            </w:tcMar>
+          </w:tcPr>
+          <w:p>
+            <w:r>
+              <w:rPr>
+                <w:color w:val="0B1524"/>
+                <w:sz w:val="17"/>
+                <w:szCs w:val="17"/>
+              </w:rPr>
               <w:t xml:space="preserve"/>
             </w:r>
           </w:p>
         </w:tc>
         <w:tc>
           <w:tcPr>
-            <w:tcW w:type="pct" w:w="5.447470817120623%"/>
-            <w:tcBorders>
-              <w:top w:val="single" w:color="E1E7EF" w:sz="1"/>
-              <w:left w:val="single" w:color="E1E7EF" w:sz="1"/>
-              <w:bottom w:val="single" w:color="E1E7EF" w:sz="1"/>
-              <w:right w:val="single" w:color="E1E7EF" w:sz="1"/>
-            </w:tcBorders>
-            <w:tcMar>
-              <w:top w:type="dxa" w:w="60"/>
-              <w:left w:type="dxa" w:w="90"/>
-              <w:bottom w:type="dxa" w:w="60"/>
-              <w:right w:type="dxa" w:w="90"/>
-            </w:tcMar>
-          </w:tcPr>
-          <w:p>
-            <w:r>
-              <w:rPr>
-                <w:color w:val="0B1524"/>
-                <w:sz w:val="17"/>
-                <w:szCs w:val="17"/>
-              </w:rPr>
-              <w:t xml:space="preserve">AUD-2026-01</w:t>
-            </w:r>
-          </w:p>
-        </w:tc>
-        <w:tc>
-          <w:tcPr>
             <w:tcW w:type="pct" w:w="17.898832684824903%"/>
             <w:tcBorders>
               <w:top w:val="single" w:color="E1E7EF" w:sz="1"/>
@@ -2138,7 +2138,7 @@
                 <w:sz w:val="17"/>
                 <w:szCs w:val="17"/>
               </w:rPr>
-              <w:t xml:space="preserve">Q2 recertification was not completed for two systems.</w:t>
+              <w:t xml:space="preserve">Self-assessed ineffective control: AC-02</w:t>
             </w:r>
           </w:p>
         </w:tc>
@@ -2165,7 +2165,7 @@
                 <w:sz w:val="17"/>
                 <w:szCs w:val="17"/>
               </w:rPr>
-              <w:t xml:space="preserve">High</w:t>
+              <w:t xml:space="preserve">Medium</w:t>
             </w:r>
           </w:p>
         </w:tc>
@@ -2192,7 +2192,7 @@
                 <w:sz w:val="17"/>
                 <w:szCs w:val="17"/>
               </w:rPr>
-              <w:t xml:space="preserve">Closed</w:t>
+              <w:t xml:space="preserve">Open</w:t>
             </w:r>
           </w:p>
         </w:tc>
@@ -2219,7 +2219,7 @@
                 <w:sz w:val="17"/>
                 <w:szCs w:val="17"/>
               </w:rPr>
-              <w:t xml:space="preserve">Alaa Tamimi</w:t>
+              <w:t xml:space="preserve">Hassan Rahman</w:t>
             </w:r>
           </w:p>
         </w:tc>
@@ -2246,7 +2246,7 @@
                 <w:sz w:val="17"/>
                 <w:szCs w:val="17"/>
               </w:rPr>
-              <w:t xml:space="preserve">Rami Khalil</w:t>
+              <w:t xml:space="preserve"/>
             </w:r>
           </w:p>
         </w:tc>
@@ -2273,7 +2273,7 @@
                 <w:sz w:val="17"/>
                 <w:szCs w:val="17"/>
               </w:rPr>
-              <w:t xml:space="preserve">2026-07-08</w:t>
+              <w:t xml:space="preserve">2026-08-09</w:t>
             </w:r>
           </w:p>
         </w:tc>
@@ -2300,7 +2300,7 @@
                 <w:sz w:val="17"/>
                 <w:szCs w:val="17"/>
               </w:rPr>
-              <w:t xml:space="preserve">2026-08-07</w:t>
+              <w:t xml:space="preserve">2026-10-08</w:t>
             </w:r>
           </w:p>
         </w:tc>
@@ -2327,1228 +2327,7 @@
                 <w:sz w:val="17"/>
                 <w:szCs w:val="17"/>
               </w:rPr>
-              <w:t xml:space="preserve">38</w:t>
-            </w:r>
-          </w:p>
-        </w:tc>
-        <w:tc>
-          <w:tcPr>
-            <w:tcW w:type="pct" w:w="4.280155642023346%"/>
-            <w:tcBorders>
-              <w:top w:val="single" w:color="E1E7EF" w:sz="1"/>
-              <w:left w:val="single" w:color="E1E7EF" w:sz="1"/>
-              <w:bottom w:val="single" w:color="E1E7EF" w:sz="1"/>
-              <w:right w:val="single" w:color="E1E7EF" w:sz="1"/>
-            </w:tcBorders>
-            <w:tcMar>
-              <w:top w:type="dxa" w:w="60"/>
-              <w:left w:type="dxa" w:w="90"/>
-              <w:bottom w:type="dxa" w:w="60"/>
-              <w:right w:type="dxa" w:w="90"/>
-            </w:tcMar>
-          </w:tcPr>
-          <w:p>
-            <w:r>
-              <w:rPr>
-                <w:color w:val="0B1524"/>
-                <w:sz w:val="17"/>
-                <w:szCs w:val="17"/>
-              </w:rPr>
-              <w:t xml:space="preserve"/>
-            </w:r>
-          </w:p>
-        </w:tc>
-        <w:tc>
-          <w:tcPr>
-            <w:tcW w:type="pct" w:w="4.280155642023346%"/>
-            <w:tcBorders>
-              <w:top w:val="single" w:color="E1E7EF" w:sz="1"/>
-              <w:left w:val="single" w:color="E1E7EF" w:sz="1"/>
-              <w:bottom w:val="single" w:color="E1E7EF" w:sz="1"/>
-              <w:right w:val="single" w:color="E1E7EF" w:sz="1"/>
-            </w:tcBorders>
-            <w:tcMar>
-              <w:top w:type="dxa" w:w="60"/>
-              <w:left w:type="dxa" w:w="90"/>
-              <w:bottom w:type="dxa" w:w="60"/>
-              <w:right w:type="dxa" w:w="90"/>
-            </w:tcMar>
-          </w:tcPr>
-          <w:p>
-            <w:r>
-              <w:rPr>
-                <w:color w:val="0B1524"/>
-                <w:sz w:val="17"/>
-                <w:szCs w:val="17"/>
-              </w:rPr>
-              <w:t xml:space="preserve"/>
-            </w:r>
-          </w:p>
-        </w:tc>
-      </w:tr>
-      <w:tr>
-        <w:tc>
-          <w:tcPr>
-            <w:tcW w:type="pct" w:w="6.22568093385214%"/>
-            <w:tcBorders>
-              <w:top w:val="single" w:color="E1E7EF" w:sz="1"/>
-              <w:left w:val="single" w:color="E1E7EF" w:sz="1"/>
-              <w:bottom w:val="single" w:color="E1E7EF" w:sz="1"/>
-              <w:right w:val="single" w:color="E1E7EF" w:sz="1"/>
-            </w:tcBorders>
-            <w:tcMar>
-              <w:top w:type="dxa" w:w="60"/>
-              <w:left w:type="dxa" w:w="90"/>
-              <w:bottom w:type="dxa" w:w="60"/>
-              <w:right w:type="dxa" w:w="90"/>
-            </w:tcMar>
-          </w:tcPr>
-          <w:p>
-            <w:r>
-              <w:rPr>
-                <w:color w:val="0B1524"/>
-                <w:sz w:val="17"/>
-                <w:szCs w:val="17"/>
-              </w:rPr>
-              <w:t xml:space="preserve">AUD-2033-08-F1</w:t>
-            </w:r>
-          </w:p>
-        </w:tc>
-        <w:tc>
-          <w:tcPr>
-            <w:tcW w:type="pct" w:w="9.33852140077821%"/>
-            <w:tcBorders>
-              <w:top w:val="single" w:color="E1E7EF" w:sz="1"/>
-              <w:left w:val="single" w:color="E1E7EF" w:sz="1"/>
-              <w:bottom w:val="single" w:color="E1E7EF" w:sz="1"/>
-              <w:right w:val="single" w:color="E1E7EF" w:sz="1"/>
-            </w:tcBorders>
-            <w:tcMar>
-              <w:top w:type="dxa" w:w="60"/>
-              <w:left w:type="dxa" w:w="90"/>
-              <w:bottom w:type="dxa" w:w="60"/>
-              <w:right w:type="dxa" w:w="90"/>
-            </w:tcMar>
-          </w:tcPr>
-          <w:p>
-            <w:r>
-              <w:rPr>
-                <w:color w:val="0B1524"/>
-                <w:sz w:val="17"/>
-                <w:szCs w:val="17"/>
-              </w:rPr>
-              <w:t xml:space="preserve">OmniOps</w:t>
-            </w:r>
-          </w:p>
-        </w:tc>
-        <w:tc>
-          <w:tcPr>
-            <w:tcW w:type="pct" w:w="6.22568093385214%"/>
-            <w:tcBorders>
-              <w:top w:val="single" w:color="E1E7EF" w:sz="1"/>
-              <w:left w:val="single" w:color="E1E7EF" w:sz="1"/>
-              <w:bottom w:val="single" w:color="E1E7EF" w:sz="1"/>
-              <w:right w:val="single" w:color="E1E7EF" w:sz="1"/>
-            </w:tcBorders>
-            <w:tcMar>
-              <w:top w:type="dxa" w:w="60"/>
-              <w:left w:type="dxa" w:w="90"/>
-              <w:bottom w:type="dxa" w:w="60"/>
-              <w:right w:type="dxa" w:w="90"/>
-            </w:tcMar>
-          </w:tcPr>
-          <w:p>
-            <w:r>
-              <w:rPr>
-                <w:color w:val="0B1524"/>
-                <w:sz w:val="17"/>
-                <w:szCs w:val="17"/>
-              </w:rPr>
-              <w:t xml:space="preserve">InternalAudit</w:t>
-            </w:r>
-          </w:p>
-        </w:tc>
-        <w:tc>
-          <w:tcPr>
-            <w:tcW w:type="pct" w:w="8.560311284046692%"/>
-            <w:tcBorders>
-              <w:top w:val="single" w:color="E1E7EF" w:sz="1"/>
-              <w:left w:val="single" w:color="E1E7EF" w:sz="1"/>
-              <w:bottom w:val="single" w:color="E1E7EF" w:sz="1"/>
-              <w:right w:val="single" w:color="E1E7EF" w:sz="1"/>
-            </w:tcBorders>
-            <w:tcMar>
-              <w:top w:type="dxa" w:w="60"/>
-              <w:left w:type="dxa" w:w="90"/>
-              <w:bottom w:type="dxa" w:w="60"/>
-              <w:right w:type="dxa" w:w="90"/>
-            </w:tcMar>
-          </w:tcPr>
-          <w:p>
-            <w:r>
-              <w:rPr>
-                <w:color w:val="0B1524"/>
-                <w:sz w:val="17"/>
-                <w:szCs w:val="17"/>
-              </w:rPr>
-              <w:t xml:space="preserve"/>
-            </w:r>
-          </w:p>
-        </w:tc>
-        <w:tc>
-          <w:tcPr>
-            <w:tcW w:type="pct" w:w="5.447470817120623%"/>
-            <w:tcBorders>
-              <w:top w:val="single" w:color="E1E7EF" w:sz="1"/>
-              <w:left w:val="single" w:color="E1E7EF" w:sz="1"/>
-              <w:bottom w:val="single" w:color="E1E7EF" w:sz="1"/>
-              <w:right w:val="single" w:color="E1E7EF" w:sz="1"/>
-            </w:tcBorders>
-            <w:tcMar>
-              <w:top w:type="dxa" w:w="60"/>
-              <w:left w:type="dxa" w:w="90"/>
-              <w:bottom w:type="dxa" w:w="60"/>
-              <w:right w:type="dxa" w:w="90"/>
-            </w:tcMar>
-          </w:tcPr>
-          <w:p>
-            <w:r>
-              <w:rPr>
-                <w:color w:val="0B1524"/>
-                <w:sz w:val="17"/>
-                <w:szCs w:val="17"/>
-              </w:rPr>
-              <w:t xml:space="preserve">AUD-2033-08</w:t>
-            </w:r>
-          </w:p>
-        </w:tc>
-        <w:tc>
-          <w:tcPr>
-            <w:tcW w:type="pct" w:w="17.898832684824903%"/>
-            <w:tcBorders>
-              <w:top w:val="single" w:color="E1E7EF" w:sz="1"/>
-              <w:left w:val="single" w:color="E1E7EF" w:sz="1"/>
-              <w:bottom w:val="single" w:color="E1E7EF" w:sz="1"/>
-              <w:right w:val="single" w:color="E1E7EF" w:sz="1"/>
-            </w:tcBorders>
-            <w:tcMar>
-              <w:top w:type="dxa" w:w="60"/>
-              <w:left w:type="dxa" w:w="90"/>
-              <w:bottom w:type="dxa" w:w="60"/>
-              <w:right w:type="dxa" w:w="90"/>
-            </w:tcMar>
-          </w:tcPr>
-          <w:p>
-            <w:r>
-              <w:rPr>
-                <w:color w:val="0B1524"/>
-                <w:sz w:val="17"/>
-                <w:szCs w:val="17"/>
-              </w:rPr>
-              <w:t xml:space="preserve">3 of 25 payments were released with a single approval.</w:t>
-            </w:r>
-          </w:p>
-        </w:tc>
-        <w:tc>
-          <w:tcPr>
-            <w:tcW w:type="pct" w:w="3.8910505836575875%"/>
-            <w:tcBorders>
-              <w:top w:val="single" w:color="E1E7EF" w:sz="1"/>
-              <w:left w:val="single" w:color="E1E7EF" w:sz="1"/>
-              <w:bottom w:val="single" w:color="E1E7EF" w:sz="1"/>
-              <w:right w:val="single" w:color="E1E7EF" w:sz="1"/>
-            </w:tcBorders>
-            <w:tcMar>
-              <w:top w:type="dxa" w:w="60"/>
-              <w:left w:type="dxa" w:w="90"/>
-              <w:bottom w:type="dxa" w:w="60"/>
-              <w:right w:type="dxa" w:w="90"/>
-            </w:tcMar>
-          </w:tcPr>
-          <w:p>
-            <w:r>
-              <w:rPr>
-                <w:color w:val="0B1524"/>
-                <w:sz w:val="17"/>
-                <w:szCs w:val="17"/>
-              </w:rPr>
-              <w:t xml:space="preserve">High</w:t>
-            </w:r>
-          </w:p>
-        </w:tc>
-        <w:tc>
-          <w:tcPr>
-            <w:tcW w:type="pct" w:w="6.22568093385214%"/>
-            <w:tcBorders>
-              <w:top w:val="single" w:color="E1E7EF" w:sz="1"/>
-              <w:left w:val="single" w:color="E1E7EF" w:sz="1"/>
-              <w:bottom w:val="single" w:color="E1E7EF" w:sz="1"/>
-              <w:right w:val="single" w:color="E1E7EF" w:sz="1"/>
-            </w:tcBorders>
-            <w:tcMar>
-              <w:top w:type="dxa" w:w="60"/>
-              <w:left w:type="dxa" w:w="90"/>
-              <w:bottom w:type="dxa" w:w="60"/>
-              <w:right w:type="dxa" w:w="90"/>
-            </w:tcMar>
-          </w:tcPr>
-          <w:p>
-            <w:r>
-              <w:rPr>
-                <w:color w:val="0B1524"/>
-                <w:sz w:val="17"/>
-                <w:szCs w:val="17"/>
-              </w:rPr>
-              <w:t xml:space="preserve">Closed</w:t>
-            </w:r>
-          </w:p>
-        </w:tc>
-        <w:tc>
-          <w:tcPr>
-            <w:tcW w:type="pct" w:w="7.003891050583658%"/>
-            <w:tcBorders>
-              <w:top w:val="single" w:color="E1E7EF" w:sz="1"/>
-              <w:left w:val="single" w:color="E1E7EF" w:sz="1"/>
-              <w:bottom w:val="single" w:color="E1E7EF" w:sz="1"/>
-              <w:right w:val="single" w:color="E1E7EF" w:sz="1"/>
-            </w:tcBorders>
-            <w:tcMar>
-              <w:top w:type="dxa" w:w="60"/>
-              <w:left w:type="dxa" w:w="90"/>
-              <w:bottom w:type="dxa" w:w="60"/>
-              <w:right w:type="dxa" w:w="90"/>
-            </w:tcMar>
-          </w:tcPr>
-          <w:p>
-            <w:r>
-              <w:rPr>
-                <w:color w:val="0B1524"/>
-                <w:sz w:val="17"/>
-                <w:szCs w:val="17"/>
-              </w:rPr>
-              <w:t xml:space="preserve">Mehdi Tantaoui</w:t>
-            </w:r>
-          </w:p>
-        </w:tc>
-        <w:tc>
-          <w:tcPr>
-            <w:tcW w:type="pct" w:w="7.003891050583658%"/>
-            <w:tcBorders>
-              <w:top w:val="single" w:color="E1E7EF" w:sz="1"/>
-              <w:left w:val="single" w:color="E1E7EF" w:sz="1"/>
-              <w:bottom w:val="single" w:color="E1E7EF" w:sz="1"/>
-              <w:right w:val="single" w:color="E1E7EF" w:sz="1"/>
-            </w:tcBorders>
-            <w:tcMar>
-              <w:top w:type="dxa" w:w="60"/>
-              <w:left w:type="dxa" w:w="90"/>
-              <w:bottom w:type="dxa" w:w="60"/>
-              <w:right w:type="dxa" w:w="90"/>
-            </w:tcMar>
-          </w:tcPr>
-          <w:p>
-            <w:r>
-              <w:rPr>
-                <w:color w:val="0B1524"/>
-                <w:sz w:val="17"/>
-                <w:szCs w:val="17"/>
-              </w:rPr>
-              <w:t xml:space="preserve">Shahd Hamdan</w:t>
-            </w:r>
-          </w:p>
-        </w:tc>
-        <w:tc>
-          <w:tcPr>
-            <w:tcW w:type="pct" w:w="4.669260700389105%"/>
-            <w:tcBorders>
-              <w:top w:val="single" w:color="E1E7EF" w:sz="1"/>
-              <w:left w:val="single" w:color="E1E7EF" w:sz="1"/>
-              <w:bottom w:val="single" w:color="E1E7EF" w:sz="1"/>
-              <w:right w:val="single" w:color="E1E7EF" w:sz="1"/>
-            </w:tcBorders>
-            <w:tcMar>
-              <w:top w:type="dxa" w:w="60"/>
-              <w:left w:type="dxa" w:w="90"/>
-              <w:bottom w:type="dxa" w:w="60"/>
-              <w:right w:type="dxa" w:w="90"/>
-            </w:tcMar>
-          </w:tcPr>
-          <w:p>
-            <w:r>
-              <w:rPr>
-                <w:color w:val="0B1524"/>
-                <w:sz w:val="17"/>
-                <w:szCs w:val="17"/>
-              </w:rPr>
-              <w:t xml:space="preserve">2026-08-16</w:t>
-            </w:r>
-          </w:p>
-        </w:tc>
-        <w:tc>
-          <w:tcPr>
-            <w:tcW w:type="pct" w:w="4.669260700389105%"/>
-            <w:tcBorders>
-              <w:top w:val="single" w:color="E1E7EF" w:sz="1"/>
-              <w:left w:val="single" w:color="E1E7EF" w:sz="1"/>
-              <w:bottom w:val="single" w:color="E1E7EF" w:sz="1"/>
-              <w:right w:val="single" w:color="E1E7EF" w:sz="1"/>
-            </w:tcBorders>
-            <w:tcMar>
-              <w:top w:type="dxa" w:w="60"/>
-              <w:left w:type="dxa" w:w="90"/>
-              <w:bottom w:type="dxa" w:w="60"/>
-              <w:right w:type="dxa" w:w="90"/>
-            </w:tcMar>
-          </w:tcPr>
-          <w:p>
-            <w:r>
-              <w:rPr>
-                <w:color w:val="0B1524"/>
-                <w:sz w:val="17"/>
-                <w:szCs w:val="17"/>
-              </w:rPr>
-              <w:t xml:space="preserve">2026-09-15</w:t>
-            </w:r>
-          </w:p>
-        </w:tc>
-        <w:tc>
-          <w:tcPr>
-            <w:tcW w:type="pct" w:w="4.280155642023346%"/>
-            <w:tcBorders>
-              <w:top w:val="single" w:color="E1E7EF" w:sz="1"/>
-              <w:left w:val="single" w:color="E1E7EF" w:sz="1"/>
-              <w:bottom w:val="single" w:color="E1E7EF" w:sz="1"/>
-              <w:right w:val="single" w:color="E1E7EF" w:sz="1"/>
-            </w:tcBorders>
-            <w:tcMar>
-              <w:top w:type="dxa" w:w="60"/>
-              <w:left w:type="dxa" w:w="90"/>
-              <w:bottom w:type="dxa" w:w="60"/>
-              <w:right w:type="dxa" w:w="90"/>
-            </w:tcMar>
-          </w:tcPr>
-          <w:p>
-            <w:r>
-              <w:rPr>
-                <w:color w:val="0B1524"/>
-                <w:sz w:val="17"/>
-                <w:szCs w:val="17"/>
-              </w:rPr>
-              <w:t xml:space="preserve">0</w:t>
-            </w:r>
-          </w:p>
-        </w:tc>
-        <w:tc>
-          <w:tcPr>
-            <w:tcW w:type="pct" w:w="4.280155642023346%"/>
-            <w:tcBorders>
-              <w:top w:val="single" w:color="E1E7EF" w:sz="1"/>
-              <w:left w:val="single" w:color="E1E7EF" w:sz="1"/>
-              <w:bottom w:val="single" w:color="E1E7EF" w:sz="1"/>
-              <w:right w:val="single" w:color="E1E7EF" w:sz="1"/>
-            </w:tcBorders>
-            <w:tcMar>
-              <w:top w:type="dxa" w:w="60"/>
-              <w:left w:type="dxa" w:w="90"/>
-              <w:bottom w:type="dxa" w:w="60"/>
-              <w:right w:type="dxa" w:w="90"/>
-            </w:tcMar>
-          </w:tcPr>
-          <w:p>
-            <w:r>
-              <w:rPr>
-                <w:color w:val="0B1524"/>
-                <w:sz w:val="17"/>
-                <w:szCs w:val="17"/>
-              </w:rPr>
-              <w:t xml:space="preserve"/>
-            </w:r>
-          </w:p>
-        </w:tc>
-        <w:tc>
-          <w:tcPr>
-            <w:tcW w:type="pct" w:w="4.280155642023346%"/>
-            <w:tcBorders>
-              <w:top w:val="single" w:color="E1E7EF" w:sz="1"/>
-              <w:left w:val="single" w:color="E1E7EF" w:sz="1"/>
-              <w:bottom w:val="single" w:color="E1E7EF" w:sz="1"/>
-              <w:right w:val="single" w:color="E1E7EF" w:sz="1"/>
-            </w:tcBorders>
-            <w:tcMar>
-              <w:top w:type="dxa" w:w="60"/>
-              <w:left w:type="dxa" w:w="90"/>
-              <w:bottom w:type="dxa" w:w="60"/>
-              <w:right w:type="dxa" w:w="90"/>
-            </w:tcMar>
-          </w:tcPr>
-          <w:p>
-            <w:r>
-              <w:rPr>
-                <w:color w:val="0B1524"/>
-                <w:sz w:val="17"/>
-                <w:szCs w:val="17"/>
-              </w:rPr>
-              <w:t xml:space="preserve"/>
-            </w:r>
-          </w:p>
-        </w:tc>
-      </w:tr>
-      <w:tr>
-        <w:tc>
-          <w:tcPr>
-            <w:tcW w:type="pct" w:w="6.22568093385214%"/>
-            <w:tcBorders>
-              <w:top w:val="single" w:color="E1E7EF" w:sz="1"/>
-              <w:left w:val="single" w:color="E1E7EF" w:sz="1"/>
-              <w:bottom w:val="single" w:color="E1E7EF" w:sz="1"/>
-              <w:right w:val="single" w:color="E1E7EF" w:sz="1"/>
-            </w:tcBorders>
-            <w:tcMar>
-              <w:top w:type="dxa" w:w="60"/>
-              <w:left w:type="dxa" w:w="90"/>
-              <w:bottom w:type="dxa" w:w="60"/>
-              <w:right w:type="dxa" w:w="90"/>
-            </w:tcMar>
-          </w:tcPr>
-          <w:p>
-            <w:r>
-              <w:rPr>
-                <w:color w:val="0B1524"/>
-                <w:sz w:val="17"/>
-                <w:szCs w:val="17"/>
-              </w:rPr>
-              <w:t xml:space="preserve">ISS-2026-001</w:t>
-            </w:r>
-          </w:p>
-        </w:tc>
-        <w:tc>
-          <w:tcPr>
-            <w:tcW w:type="pct" w:w="9.33852140077821%"/>
-            <w:tcBorders>
-              <w:top w:val="single" w:color="E1E7EF" w:sz="1"/>
-              <w:left w:val="single" w:color="E1E7EF" w:sz="1"/>
-              <w:bottom w:val="single" w:color="E1E7EF" w:sz="1"/>
-              <w:right w:val="single" w:color="E1E7EF" w:sz="1"/>
-            </w:tcBorders>
-            <w:tcMar>
-              <w:top w:type="dxa" w:w="60"/>
-              <w:left w:type="dxa" w:w="90"/>
-              <w:bottom w:type="dxa" w:w="60"/>
-              <w:right w:type="dxa" w:w="90"/>
-            </w:tcMar>
-          </w:tcPr>
-          <w:p>
-            <w:r>
-              <w:rPr>
-                <w:color w:val="0B1524"/>
-                <w:sz w:val="17"/>
-                <w:szCs w:val="17"/>
-              </w:rPr>
-              <w:t xml:space="preserve">OmniOps</w:t>
-            </w:r>
-          </w:p>
-        </w:tc>
-        <w:tc>
-          <w:tcPr>
-            <w:tcW w:type="pct" w:w="6.22568093385214%"/>
-            <w:tcBorders>
-              <w:top w:val="single" w:color="E1E7EF" w:sz="1"/>
-              <w:left w:val="single" w:color="E1E7EF" w:sz="1"/>
-              <w:bottom w:val="single" w:color="E1E7EF" w:sz="1"/>
-              <w:right w:val="single" w:color="E1E7EF" w:sz="1"/>
-            </w:tcBorders>
-            <w:tcMar>
-              <w:top w:type="dxa" w:w="60"/>
-              <w:left w:type="dxa" w:w="90"/>
-              <w:bottom w:type="dxa" w:w="60"/>
-              <w:right w:type="dxa" w:w="90"/>
-            </w:tcMar>
-          </w:tcPr>
-          <w:p>
-            <w:r>
-              <w:rPr>
-                <w:color w:val="0B1524"/>
-                <w:sz w:val="17"/>
-                <w:szCs w:val="17"/>
-              </w:rPr>
-              <w:t xml:space="preserve">SelfIdentified</w:t>
-            </w:r>
-          </w:p>
-        </w:tc>
-        <w:tc>
-          <w:tcPr>
-            <w:tcW w:type="pct" w:w="8.560311284046692%"/>
-            <w:tcBorders>
-              <w:top w:val="single" w:color="E1E7EF" w:sz="1"/>
-              <w:left w:val="single" w:color="E1E7EF" w:sz="1"/>
-              <w:bottom w:val="single" w:color="E1E7EF" w:sz="1"/>
-              <w:right w:val="single" w:color="E1E7EF" w:sz="1"/>
-            </w:tcBorders>
-            <w:tcMar>
-              <w:top w:type="dxa" w:w="60"/>
-              <w:left w:type="dxa" w:w="90"/>
-              <w:bottom w:type="dxa" w:w="60"/>
-              <w:right w:type="dxa" w:w="90"/>
-            </w:tcMar>
-          </w:tcPr>
-          <w:p>
-            <w:r>
-              <w:rPr>
-                <w:color w:val="0B1524"/>
-                <w:sz w:val="17"/>
-                <w:szCs w:val="17"/>
-              </w:rPr>
-              <w:t xml:space="preserve">RCSA-2026-01</w:t>
-            </w:r>
-          </w:p>
-        </w:tc>
-        <w:tc>
-          <w:tcPr>
-            <w:tcW w:type="pct" w:w="5.447470817120623%"/>
-            <w:tcBorders>
-              <w:top w:val="single" w:color="E1E7EF" w:sz="1"/>
-              <w:left w:val="single" w:color="E1E7EF" w:sz="1"/>
-              <w:bottom w:val="single" w:color="E1E7EF" w:sz="1"/>
-              <w:right w:val="single" w:color="E1E7EF" w:sz="1"/>
-            </w:tcBorders>
-            <w:tcMar>
-              <w:top w:type="dxa" w:w="60"/>
-              <w:left w:type="dxa" w:w="90"/>
-              <w:bottom w:type="dxa" w:w="60"/>
-              <w:right w:type="dxa" w:w="90"/>
-            </w:tcMar>
-          </w:tcPr>
-          <w:p>
-            <w:r>
-              <w:rPr>
-                <w:color w:val="0B1524"/>
-                <w:sz w:val="17"/>
-                <w:szCs w:val="17"/>
-              </w:rPr>
-              <w:t xml:space="preserve"/>
-            </w:r>
-          </w:p>
-        </w:tc>
-        <w:tc>
-          <w:tcPr>
-            <w:tcW w:type="pct" w:w="17.898832684824903%"/>
-            <w:tcBorders>
-              <w:top w:val="single" w:color="E1E7EF" w:sz="1"/>
-              <w:left w:val="single" w:color="E1E7EF" w:sz="1"/>
-              <w:bottom w:val="single" w:color="E1E7EF" w:sz="1"/>
-              <w:right w:val="single" w:color="E1E7EF" w:sz="1"/>
-            </w:tcBorders>
-            <w:tcMar>
-              <w:top w:type="dxa" w:w="60"/>
-              <w:left w:type="dxa" w:w="90"/>
-              <w:bottom w:type="dxa" w:w="60"/>
-              <w:right w:type="dxa" w:w="90"/>
-            </w:tcMar>
-          </w:tcPr>
-          <w:p>
-            <w:r>
-              <w:rPr>
-                <w:color w:val="0B1524"/>
-                <w:sz w:val="17"/>
-                <w:szCs w:val="17"/>
-              </w:rPr>
-              <w:t xml:space="preserve">Self-assessed ineffective control: CRY-01</w:t>
-            </w:r>
-          </w:p>
-        </w:tc>
-        <w:tc>
-          <w:tcPr>
-            <w:tcW w:type="pct" w:w="3.8910505836575875%"/>
-            <w:tcBorders>
-              <w:top w:val="single" w:color="E1E7EF" w:sz="1"/>
-              <w:left w:val="single" w:color="E1E7EF" w:sz="1"/>
-              <w:bottom w:val="single" w:color="E1E7EF" w:sz="1"/>
-              <w:right w:val="single" w:color="E1E7EF" w:sz="1"/>
-            </w:tcBorders>
-            <w:tcMar>
-              <w:top w:type="dxa" w:w="60"/>
-              <w:left w:type="dxa" w:w="90"/>
-              <w:bottom w:type="dxa" w:w="60"/>
-              <w:right w:type="dxa" w:w="90"/>
-            </w:tcMar>
-          </w:tcPr>
-          <w:p>
-            <w:r>
-              <w:rPr>
-                <w:color w:val="0B1524"/>
-                <w:sz w:val="17"/>
-                <w:szCs w:val="17"/>
-              </w:rPr>
-              <w:t xml:space="preserve">Medium</w:t>
-            </w:r>
-          </w:p>
-        </w:tc>
-        <w:tc>
-          <w:tcPr>
-            <w:tcW w:type="pct" w:w="6.22568093385214%"/>
-            <w:tcBorders>
-              <w:top w:val="single" w:color="E1E7EF" w:sz="1"/>
-              <w:left w:val="single" w:color="E1E7EF" w:sz="1"/>
-              <w:bottom w:val="single" w:color="E1E7EF" w:sz="1"/>
-              <w:right w:val="single" w:color="E1E7EF" w:sz="1"/>
-            </w:tcBorders>
-            <w:tcMar>
-              <w:top w:type="dxa" w:w="60"/>
-              <w:left w:type="dxa" w:w="90"/>
-              <w:bottom w:type="dxa" w:w="60"/>
-              <w:right w:type="dxa" w:w="90"/>
-            </w:tcMar>
-          </w:tcPr>
-          <w:p>
-            <w:r>
-              <w:rPr>
-                <w:color w:val="0B1524"/>
-                <w:sz w:val="17"/>
-                <w:szCs w:val="17"/>
-              </w:rPr>
-              <w:t xml:space="preserve">Open</w:t>
-            </w:r>
-          </w:p>
-        </w:tc>
-        <w:tc>
-          <w:tcPr>
-            <w:tcW w:type="pct" w:w="7.003891050583658%"/>
-            <w:tcBorders>
-              <w:top w:val="single" w:color="E1E7EF" w:sz="1"/>
-              <w:left w:val="single" w:color="E1E7EF" w:sz="1"/>
-              <w:bottom w:val="single" w:color="E1E7EF" w:sz="1"/>
-              <w:right w:val="single" w:color="E1E7EF" w:sz="1"/>
-            </w:tcBorders>
-            <w:tcMar>
-              <w:top w:type="dxa" w:w="60"/>
-              <w:left w:type="dxa" w:w="90"/>
-              <w:bottom w:type="dxa" w:w="60"/>
-              <w:right w:type="dxa" w:w="90"/>
-            </w:tcMar>
-          </w:tcPr>
-          <w:p>
-            <w:r>
-              <w:rPr>
-                <w:color w:val="0B1524"/>
-                <w:sz w:val="17"/>
-                <w:szCs w:val="17"/>
-              </w:rPr>
-              <w:t xml:space="preserve">Ibrahim Abdulaziz</w:t>
-            </w:r>
-          </w:p>
-        </w:tc>
-        <w:tc>
-          <w:tcPr>
-            <w:tcW w:type="pct" w:w="7.003891050583658%"/>
-            <w:tcBorders>
-              <w:top w:val="single" w:color="E1E7EF" w:sz="1"/>
-              <w:left w:val="single" w:color="E1E7EF" w:sz="1"/>
-              <w:bottom w:val="single" w:color="E1E7EF" w:sz="1"/>
-              <w:right w:val="single" w:color="E1E7EF" w:sz="1"/>
-            </w:tcBorders>
-            <w:tcMar>
-              <w:top w:type="dxa" w:w="60"/>
-              <w:left w:type="dxa" w:w="90"/>
-              <w:bottom w:type="dxa" w:w="60"/>
-              <w:right w:type="dxa" w:w="90"/>
-            </w:tcMar>
-          </w:tcPr>
-          <w:p>
-            <w:r>
-              <w:rPr>
-                <w:color w:val="0B1524"/>
-                <w:sz w:val="17"/>
-                <w:szCs w:val="17"/>
-              </w:rPr>
-              <w:t xml:space="preserve"/>
-            </w:r>
-          </w:p>
-        </w:tc>
-        <w:tc>
-          <w:tcPr>
-            <w:tcW w:type="pct" w:w="4.669260700389105%"/>
-            <w:tcBorders>
-              <w:top w:val="single" w:color="E1E7EF" w:sz="1"/>
-              <w:left w:val="single" w:color="E1E7EF" w:sz="1"/>
-              <w:bottom w:val="single" w:color="E1E7EF" w:sz="1"/>
-              <w:right w:val="single" w:color="E1E7EF" w:sz="1"/>
-            </w:tcBorders>
-            <w:tcMar>
-              <w:top w:type="dxa" w:w="60"/>
-              <w:left w:type="dxa" w:w="90"/>
-              <w:bottom w:type="dxa" w:w="60"/>
-              <w:right w:type="dxa" w:w="90"/>
-            </w:tcMar>
-          </w:tcPr>
-          <w:p>
-            <w:r>
-              <w:rPr>
-                <w:color w:val="0B1524"/>
-                <w:sz w:val="17"/>
-                <w:szCs w:val="17"/>
-              </w:rPr>
-              <w:t xml:space="preserve">2026-08-04</w:t>
-            </w:r>
-          </w:p>
-        </w:tc>
-        <w:tc>
-          <w:tcPr>
-            <w:tcW w:type="pct" w:w="4.669260700389105%"/>
-            <w:tcBorders>
-              <w:top w:val="single" w:color="E1E7EF" w:sz="1"/>
-              <w:left w:val="single" w:color="E1E7EF" w:sz="1"/>
-              <w:bottom w:val="single" w:color="E1E7EF" w:sz="1"/>
-              <w:right w:val="single" w:color="E1E7EF" w:sz="1"/>
-            </w:tcBorders>
-            <w:tcMar>
-              <w:top w:type="dxa" w:w="60"/>
-              <w:left w:type="dxa" w:w="90"/>
-              <w:bottom w:type="dxa" w:w="60"/>
-              <w:right w:type="dxa" w:w="90"/>
-            </w:tcMar>
-          </w:tcPr>
-          <w:p>
-            <w:r>
-              <w:rPr>
-                <w:color w:val="0B1524"/>
-                <w:sz w:val="17"/>
-                <w:szCs w:val="17"/>
-              </w:rPr>
-              <w:t xml:space="preserve">2026-10-03</w:t>
-            </w:r>
-          </w:p>
-        </w:tc>
-        <w:tc>
-          <w:tcPr>
-            <w:tcW w:type="pct" w:w="4.280155642023346%"/>
-            <w:tcBorders>
-              <w:top w:val="single" w:color="E1E7EF" w:sz="1"/>
-              <w:left w:val="single" w:color="E1E7EF" w:sz="1"/>
-              <w:bottom w:val="single" w:color="E1E7EF" w:sz="1"/>
-              <w:right w:val="single" w:color="E1E7EF" w:sz="1"/>
-            </w:tcBorders>
-            <w:tcMar>
-              <w:top w:type="dxa" w:w="60"/>
-              <w:left w:type="dxa" w:w="90"/>
-              <w:bottom w:type="dxa" w:w="60"/>
-              <w:right w:type="dxa" w:w="90"/>
-            </w:tcMar>
-          </w:tcPr>
-          <w:p>
-            <w:r>
-              <w:rPr>
-                <w:color w:val="0B1524"/>
-                <w:sz w:val="17"/>
-                <w:szCs w:val="17"/>
-              </w:rPr>
-              <w:t xml:space="preserve">11</w:t>
-            </w:r>
-          </w:p>
-        </w:tc>
-        <w:tc>
-          <w:tcPr>
-            <w:tcW w:type="pct" w:w="4.280155642023346%"/>
-            <w:tcBorders>
-              <w:top w:val="single" w:color="E1E7EF" w:sz="1"/>
-              <w:left w:val="single" w:color="E1E7EF" w:sz="1"/>
-              <w:bottom w:val="single" w:color="E1E7EF" w:sz="1"/>
-              <w:right w:val="single" w:color="E1E7EF" w:sz="1"/>
-            </w:tcBorders>
-            <w:tcMar>
-              <w:top w:type="dxa" w:w="60"/>
-              <w:left w:type="dxa" w:w="90"/>
-              <w:bottom w:type="dxa" w:w="60"/>
-              <w:right w:type="dxa" w:w="90"/>
-            </w:tcMar>
-          </w:tcPr>
-          <w:p>
-            <w:r>
-              <w:rPr>
-                <w:color w:val="0B1524"/>
-                <w:sz w:val="17"/>
-                <w:szCs w:val="17"/>
-              </w:rPr>
-              <w:t xml:space="preserve"/>
-            </w:r>
-          </w:p>
-        </w:tc>
-        <w:tc>
-          <w:tcPr>
-            <w:tcW w:type="pct" w:w="4.280155642023346%"/>
-            <w:tcBorders>
-              <w:top w:val="single" w:color="E1E7EF" w:sz="1"/>
-              <w:left w:val="single" w:color="E1E7EF" w:sz="1"/>
-              <w:bottom w:val="single" w:color="E1E7EF" w:sz="1"/>
-              <w:right w:val="single" w:color="E1E7EF" w:sz="1"/>
-            </w:tcBorders>
-            <w:tcMar>
-              <w:top w:type="dxa" w:w="60"/>
-              <w:left w:type="dxa" w:w="90"/>
-              <w:bottom w:type="dxa" w:w="60"/>
-              <w:right w:type="dxa" w:w="90"/>
-            </w:tcMar>
-          </w:tcPr>
-          <w:p>
-            <w:r>
-              <w:rPr>
-                <w:color w:val="0B1524"/>
-                <w:sz w:val="17"/>
-                <w:szCs w:val="17"/>
-              </w:rPr>
-              <w:t xml:space="preserve"/>
-            </w:r>
-          </w:p>
-        </w:tc>
-      </w:tr>
-      <w:tr>
-        <w:tc>
-          <w:tcPr>
-            <w:tcW w:type="pct" w:w="6.22568093385214%"/>
-            <w:tcBorders>
-              <w:top w:val="single" w:color="E1E7EF" w:sz="1"/>
-              <w:left w:val="single" w:color="E1E7EF" w:sz="1"/>
-              <w:bottom w:val="single" w:color="E1E7EF" w:sz="1"/>
-              <w:right w:val="single" w:color="E1E7EF" w:sz="1"/>
-            </w:tcBorders>
-            <w:tcMar>
-              <w:top w:type="dxa" w:w="60"/>
-              <w:left w:type="dxa" w:w="90"/>
-              <w:bottom w:type="dxa" w:w="60"/>
-              <w:right w:type="dxa" w:w="90"/>
-            </w:tcMar>
-          </w:tcPr>
-          <w:p>
-            <w:r>
-              <w:rPr>
-                <w:color w:val="0B1524"/>
-                <w:sz w:val="17"/>
-                <w:szCs w:val="17"/>
-              </w:rPr>
-              <w:t xml:space="preserve">AUD-2031-04-F1</w:t>
-            </w:r>
-          </w:p>
-        </w:tc>
-        <w:tc>
-          <w:tcPr>
-            <w:tcW w:type="pct" w:w="9.33852140077821%"/>
-            <w:tcBorders>
-              <w:top w:val="single" w:color="E1E7EF" w:sz="1"/>
-              <w:left w:val="single" w:color="E1E7EF" w:sz="1"/>
-              <w:bottom w:val="single" w:color="E1E7EF" w:sz="1"/>
-              <w:right w:val="single" w:color="E1E7EF" w:sz="1"/>
-            </w:tcBorders>
-            <w:tcMar>
-              <w:top w:type="dxa" w:w="60"/>
-              <w:left w:type="dxa" w:w="90"/>
-              <w:bottom w:type="dxa" w:w="60"/>
-              <w:right w:type="dxa" w:w="90"/>
-            </w:tcMar>
-          </w:tcPr>
-          <w:p>
-            <w:r>
-              <w:rPr>
-                <w:color w:val="0B1524"/>
-                <w:sz w:val="17"/>
-                <w:szCs w:val="17"/>
-              </w:rPr>
-              <w:t xml:space="preserve">OmniOps</w:t>
-            </w:r>
-          </w:p>
-        </w:tc>
-        <w:tc>
-          <w:tcPr>
-            <w:tcW w:type="pct" w:w="6.22568093385214%"/>
-            <w:tcBorders>
-              <w:top w:val="single" w:color="E1E7EF" w:sz="1"/>
-              <w:left w:val="single" w:color="E1E7EF" w:sz="1"/>
-              <w:bottom w:val="single" w:color="E1E7EF" w:sz="1"/>
-              <w:right w:val="single" w:color="E1E7EF" w:sz="1"/>
-            </w:tcBorders>
-            <w:tcMar>
-              <w:top w:type="dxa" w:w="60"/>
-              <w:left w:type="dxa" w:w="90"/>
-              <w:bottom w:type="dxa" w:w="60"/>
-              <w:right w:type="dxa" w:w="90"/>
-            </w:tcMar>
-          </w:tcPr>
-          <w:p>
-            <w:r>
-              <w:rPr>
-                <w:color w:val="0B1524"/>
-                <w:sz w:val="17"/>
-                <w:szCs w:val="17"/>
-              </w:rPr>
-              <w:t xml:space="preserve">InternalAudit</w:t>
-            </w:r>
-          </w:p>
-        </w:tc>
-        <w:tc>
-          <w:tcPr>
-            <w:tcW w:type="pct" w:w="8.560311284046692%"/>
-            <w:tcBorders>
-              <w:top w:val="single" w:color="E1E7EF" w:sz="1"/>
-              <w:left w:val="single" w:color="E1E7EF" w:sz="1"/>
-              <w:bottom w:val="single" w:color="E1E7EF" w:sz="1"/>
-              <w:right w:val="single" w:color="E1E7EF" w:sz="1"/>
-            </w:tcBorders>
-            <w:tcMar>
-              <w:top w:type="dxa" w:w="60"/>
-              <w:left w:type="dxa" w:w="90"/>
-              <w:bottom w:type="dxa" w:w="60"/>
-              <w:right w:type="dxa" w:w="90"/>
-            </w:tcMar>
-          </w:tcPr>
-          <w:p>
-            <w:r>
-              <w:rPr>
-                <w:color w:val="0B1524"/>
-                <w:sz w:val="17"/>
-                <w:szCs w:val="17"/>
-              </w:rPr>
-              <w:t xml:space="preserve"/>
-            </w:r>
-          </w:p>
-        </w:tc>
-        <w:tc>
-          <w:tcPr>
-            <w:tcW w:type="pct" w:w="5.447470817120623%"/>
-            <w:tcBorders>
-              <w:top w:val="single" w:color="E1E7EF" w:sz="1"/>
-              <w:left w:val="single" w:color="E1E7EF" w:sz="1"/>
-              <w:bottom w:val="single" w:color="E1E7EF" w:sz="1"/>
-              <w:right w:val="single" w:color="E1E7EF" w:sz="1"/>
-            </w:tcBorders>
-            <w:tcMar>
-              <w:top w:type="dxa" w:w="60"/>
-              <w:left w:type="dxa" w:w="90"/>
-              <w:bottom w:type="dxa" w:w="60"/>
-              <w:right w:type="dxa" w:w="90"/>
-            </w:tcMar>
-          </w:tcPr>
-          <w:p>
-            <w:r>
-              <w:rPr>
-                <w:color w:val="0B1524"/>
-                <w:sz w:val="17"/>
-                <w:szCs w:val="17"/>
-              </w:rPr>
-              <w:t xml:space="preserve">AUD-2031-04</w:t>
-            </w:r>
-          </w:p>
-        </w:tc>
-        <w:tc>
-          <w:tcPr>
-            <w:tcW w:type="pct" w:w="17.898832684824903%"/>
-            <w:tcBorders>
-              <w:top w:val="single" w:color="E1E7EF" w:sz="1"/>
-              <w:left w:val="single" w:color="E1E7EF" w:sz="1"/>
-              <w:bottom w:val="single" w:color="E1E7EF" w:sz="1"/>
-              <w:right w:val="single" w:color="E1E7EF" w:sz="1"/>
-            </w:tcBorders>
-            <w:tcMar>
-              <w:top w:type="dxa" w:w="60"/>
-              <w:left w:type="dxa" w:w="90"/>
-              <w:bottom w:type="dxa" w:w="60"/>
-              <w:right w:type="dxa" w:w="90"/>
-            </w:tcMar>
-          </w:tcPr>
-          <w:p>
-            <w:r>
-              <w:rPr>
-                <w:color w:val="0B1524"/>
-                <w:sz w:val="17"/>
-                <w:szCs w:val="17"/>
-              </w:rPr>
-              <w:t xml:space="preserve">3 of 25 payments were released with a single approval.</w:t>
-            </w:r>
-          </w:p>
-        </w:tc>
-        <w:tc>
-          <w:tcPr>
-            <w:tcW w:type="pct" w:w="3.8910505836575875%"/>
-            <w:tcBorders>
-              <w:top w:val="single" w:color="E1E7EF" w:sz="1"/>
-              <w:left w:val="single" w:color="E1E7EF" w:sz="1"/>
-              <w:bottom w:val="single" w:color="E1E7EF" w:sz="1"/>
-              <w:right w:val="single" w:color="E1E7EF" w:sz="1"/>
-            </w:tcBorders>
-            <w:tcMar>
-              <w:top w:type="dxa" w:w="60"/>
-              <w:left w:type="dxa" w:w="90"/>
-              <w:bottom w:type="dxa" w:w="60"/>
-              <w:right w:type="dxa" w:w="90"/>
-            </w:tcMar>
-          </w:tcPr>
-          <w:p>
-            <w:r>
-              <w:rPr>
-                <w:color w:val="0B1524"/>
-                <w:sz w:val="17"/>
-                <w:szCs w:val="17"/>
-              </w:rPr>
-              <w:t xml:space="preserve">High</w:t>
-            </w:r>
-          </w:p>
-        </w:tc>
-        <w:tc>
-          <w:tcPr>
-            <w:tcW w:type="pct" w:w="6.22568093385214%"/>
-            <w:tcBorders>
-              <w:top w:val="single" w:color="E1E7EF" w:sz="1"/>
-              <w:left w:val="single" w:color="E1E7EF" w:sz="1"/>
-              <w:bottom w:val="single" w:color="E1E7EF" w:sz="1"/>
-              <w:right w:val="single" w:color="E1E7EF" w:sz="1"/>
-            </w:tcBorders>
-            <w:tcMar>
-              <w:top w:type="dxa" w:w="60"/>
-              <w:left w:type="dxa" w:w="90"/>
-              <w:bottom w:type="dxa" w:w="60"/>
-              <w:right w:type="dxa" w:w="90"/>
-            </w:tcMar>
-          </w:tcPr>
-          <w:p>
-            <w:r>
-              <w:rPr>
-                <w:color w:val="0B1524"/>
-                <w:sz w:val="17"/>
-                <w:szCs w:val="17"/>
-              </w:rPr>
-              <w:t xml:space="preserve">PendingClosure</w:t>
-            </w:r>
-          </w:p>
-        </w:tc>
-        <w:tc>
-          <w:tcPr>
-            <w:tcW w:type="pct" w:w="7.003891050583658%"/>
-            <w:tcBorders>
-              <w:top w:val="single" w:color="E1E7EF" w:sz="1"/>
-              <w:left w:val="single" w:color="E1E7EF" w:sz="1"/>
-              <w:bottom w:val="single" w:color="E1E7EF" w:sz="1"/>
-              <w:right w:val="single" w:color="E1E7EF" w:sz="1"/>
-            </w:tcBorders>
-            <w:tcMar>
-              <w:top w:type="dxa" w:w="60"/>
-              <w:left w:type="dxa" w:w="90"/>
-              <w:bottom w:type="dxa" w:w="60"/>
-              <w:right w:type="dxa" w:w="90"/>
-            </w:tcMar>
-          </w:tcPr>
-          <w:p>
-            <w:r>
-              <w:rPr>
-                <w:color w:val="0B1524"/>
-                <w:sz w:val="17"/>
-                <w:szCs w:val="17"/>
-              </w:rPr>
-              <w:t xml:space="preserve">Mehdi Tantaoui</w:t>
-            </w:r>
-          </w:p>
-        </w:tc>
-        <w:tc>
-          <w:tcPr>
-            <w:tcW w:type="pct" w:w="7.003891050583658%"/>
-            <w:tcBorders>
-              <w:top w:val="single" w:color="E1E7EF" w:sz="1"/>
-              <w:left w:val="single" w:color="E1E7EF" w:sz="1"/>
-              <w:bottom w:val="single" w:color="E1E7EF" w:sz="1"/>
-              <w:right w:val="single" w:color="E1E7EF" w:sz="1"/>
-            </w:tcBorders>
-            <w:tcMar>
-              <w:top w:type="dxa" w:w="60"/>
-              <w:left w:type="dxa" w:w="90"/>
-              <w:bottom w:type="dxa" w:w="60"/>
-              <w:right w:type="dxa" w:w="90"/>
-            </w:tcMar>
-          </w:tcPr>
-          <w:p>
-            <w:r>
-              <w:rPr>
-                <w:color w:val="0B1524"/>
-                <w:sz w:val="17"/>
-                <w:szCs w:val="17"/>
-              </w:rPr>
-              <w:t xml:space="preserve">Abdullah Alfifi</w:t>
-            </w:r>
-          </w:p>
-        </w:tc>
-        <w:tc>
-          <w:tcPr>
-            <w:tcW w:type="pct" w:w="4.669260700389105%"/>
-            <w:tcBorders>
-              <w:top w:val="single" w:color="E1E7EF" w:sz="1"/>
-              <w:left w:val="single" w:color="E1E7EF" w:sz="1"/>
-              <w:bottom w:val="single" w:color="E1E7EF" w:sz="1"/>
-              <w:right w:val="single" w:color="E1E7EF" w:sz="1"/>
-            </w:tcBorders>
-            <w:tcMar>
-              <w:top w:type="dxa" w:w="60"/>
-              <w:left w:type="dxa" w:w="90"/>
-              <w:bottom w:type="dxa" w:w="60"/>
-              <w:right w:type="dxa" w:w="90"/>
-            </w:tcMar>
-          </w:tcPr>
-          <w:p>
-            <w:r>
-              <w:rPr>
-                <w:color w:val="0B1524"/>
-                <w:sz w:val="17"/>
-                <w:szCs w:val="17"/>
-              </w:rPr>
-              <w:t xml:space="preserve">2026-08-16</w:t>
-            </w:r>
-          </w:p>
-        </w:tc>
-        <w:tc>
-          <w:tcPr>
-            <w:tcW w:type="pct" w:w="4.669260700389105%"/>
-            <w:tcBorders>
-              <w:top w:val="single" w:color="E1E7EF" w:sz="1"/>
-              <w:left w:val="single" w:color="E1E7EF" w:sz="1"/>
-              <w:bottom w:val="single" w:color="E1E7EF" w:sz="1"/>
-              <w:right w:val="single" w:color="E1E7EF" w:sz="1"/>
-            </w:tcBorders>
-            <w:tcMar>
-              <w:top w:type="dxa" w:w="60"/>
-              <w:left w:type="dxa" w:w="90"/>
-              <w:bottom w:type="dxa" w:w="60"/>
-              <w:right w:type="dxa" w:w="90"/>
-            </w:tcMar>
-          </w:tcPr>
-          <w:p>
-            <w:r>
-              <w:rPr>
-                <w:color w:val="0B1524"/>
-                <w:sz w:val="17"/>
-                <w:szCs w:val="17"/>
-              </w:rPr>
-              <w:t xml:space="preserve">2026-09-15</w:t>
-            </w:r>
-          </w:p>
-        </w:tc>
-        <w:tc>
-          <w:tcPr>
-            <w:tcW w:type="pct" w:w="4.280155642023346%"/>
-            <w:tcBorders>
-              <w:top w:val="single" w:color="E1E7EF" w:sz="1"/>
-              <w:left w:val="single" w:color="E1E7EF" w:sz="1"/>
-              <w:bottom w:val="single" w:color="E1E7EF" w:sz="1"/>
-              <w:right w:val="single" w:color="E1E7EF" w:sz="1"/>
-            </w:tcBorders>
-            <w:tcMar>
-              <w:top w:type="dxa" w:w="60"/>
-              <w:left w:type="dxa" w:w="90"/>
-              <w:bottom w:type="dxa" w:w="60"/>
-              <w:right w:type="dxa" w:w="90"/>
-            </w:tcMar>
-          </w:tcPr>
-          <w:p>
-            <w:r>
-              <w:rPr>
-                <w:color w:val="0B1524"/>
-                <w:sz w:val="17"/>
-                <w:szCs w:val="17"/>
-              </w:rPr>
-              <w:t xml:space="preserve">0</w:t>
+              <w:t xml:space="preserve">8</w:t>
             </w:r>
           </w:p>
         </w:tc>
@@ -3619,7 +2398,7 @@
           <w:sz w:val="15"/>
           <w:szCs w:val="15"/>
         </w:rPr>
-        <w:t xml:space="preserve">Issue Register · OmniOps · generated 2026-08-16</w:t>
+        <w:t xml:space="preserve">Issue Register · OmniOps · generated 2026-08-17</w:t>
       </w:r>
     </w:p>
     <w:sectPr>
